--- a/documents/Assignment 3/1. Provision AKS with Terraform.docx
+++ b/documents/Assignment 3/1. Provision AKS with Terraform.docx
@@ -15,6 +15,9 @@
     </w:p>
     <w:p>
       <w:r>
+        <w:rPr>
+          <w:noProof/>
+        </w:rPr>
         <w:drawing>
           <wp:inline distT="0" distB="0" distL="0" distR="0" wp14:anchorId="1612DB63" wp14:editId="1689B636">
             <wp:extent cx="5943600" cy="2030095"/>
@@ -55,6 +58,9 @@
     <w:p/>
     <w:p>
       <w:r>
+        <w:rPr>
+          <w:noProof/>
+        </w:rPr>
         <w:drawing>
           <wp:inline distT="0" distB="0" distL="0" distR="0" wp14:anchorId="3B2B4AA7" wp14:editId="06DBCEE0">
             <wp:extent cx="4807197" cy="1244664"/>
@@ -102,6 +108,9 @@
     </w:p>
     <w:p>
       <w:r>
+        <w:rPr>
+          <w:noProof/>
+        </w:rPr>
         <w:drawing>
           <wp:inline distT="0" distB="0" distL="0" distR="0" wp14:anchorId="44696568" wp14:editId="09EFA55A">
             <wp:extent cx="5943600" cy="2379980"/>
@@ -147,6 +156,9 @@
         <w:br/>
       </w:r>
       <w:r>
+        <w:rPr>
+          <w:noProof/>
+        </w:rPr>
         <w:drawing>
           <wp:inline distT="0" distB="0" distL="0" distR="0" wp14:anchorId="168F02BA" wp14:editId="0768560B">
             <wp:extent cx="5378726" cy="577880"/>
@@ -191,6 +203,9 @@
     </w:p>
     <w:p>
       <w:r>
+        <w:rPr>
+          <w:noProof/>
+        </w:rPr>
         <w:lastRenderedPageBreak/>
         <w:drawing>
           <wp:inline distT="0" distB="0" distL="0" distR="0" wp14:anchorId="1ABF017F" wp14:editId="1FF07FF7">
@@ -243,6 +258,9 @@
         <w:br/>
       </w:r>
       <w:r>
+        <w:rPr>
+          <w:noProof/>
+        </w:rPr>
         <w:drawing>
           <wp:inline distT="0" distB="0" distL="0" distR="0" wp14:anchorId="6A9D59C4" wp14:editId="7D241560">
             <wp:extent cx="5943600" cy="3110230"/>
@@ -296,10 +314,10 @@
       </w:r>
       <w:r>
         <w:drawing>
-          <wp:inline distT="0" distB="0" distL="0" distR="0" wp14:anchorId="704B6DFE" wp14:editId="18C7AD3A">
-            <wp:extent cx="5359675" cy="3073558"/>
+          <wp:inline distT="0" distB="0" distL="0" distR="0" wp14:anchorId="4D8ECBFC" wp14:editId="7A344E25">
+            <wp:extent cx="5378726" cy="3054507"/>
             <wp:effectExtent l="0" t="0" r="0" b="0"/>
-            <wp:docPr id="601055119" name="Picture 1"/>
+            <wp:docPr id="1486817259" name="Picture 1"/>
             <wp:cNvGraphicFramePr>
               <a:graphicFrameLocks xmlns:a="http://schemas.openxmlformats.org/drawingml/2006/main" noChangeAspect="1"/>
             </wp:cNvGraphicFramePr>
@@ -307,7 +325,7 @@
               <a:graphicData uri="http://schemas.openxmlformats.org/drawingml/2006/picture">
                 <pic:pic xmlns:pic="http://schemas.openxmlformats.org/drawingml/2006/picture">
                   <pic:nvPicPr>
-                    <pic:cNvPr id="601055119" name=""/>
+                    <pic:cNvPr id="1486817259" name=""/>
                     <pic:cNvPicPr/>
                   </pic:nvPicPr>
                   <pic:blipFill>
@@ -319,7 +337,7 @@
                   <pic:spPr>
                     <a:xfrm>
                       <a:off x="0" y="0"/>
-                      <a:ext cx="5359675" cy="3073558"/>
+                      <a:ext cx="5378726" cy="3054507"/>
                     </a:xfrm>
                     <a:prstGeom prst="rect">
                       <a:avLst/>
@@ -334,16 +352,24 @@
     </w:p>
     <w:p>
       <w:r>
-        <w:t>View terraform plan</w:t>
+        <w:t xml:space="preserve">View </w:t>
+      </w:r>
+      <w:proofErr w:type="gramStart"/>
+      <w:r>
+        <w:t>terraform</w:t>
+      </w:r>
+      <w:proofErr w:type="gramEnd"/>
+      <w:r>
+        <w:t xml:space="preserve"> plan</w:t>
       </w:r>
     </w:p>
     <w:p>
       <w:r>
         <w:drawing>
-          <wp:inline distT="0" distB="0" distL="0" distR="0" wp14:anchorId="129A0A3F" wp14:editId="6AF35A9B">
-            <wp:extent cx="5943600" cy="4284980"/>
-            <wp:effectExtent l="0" t="0" r="0" b="1270"/>
-            <wp:docPr id="245054161" name="Picture 1"/>
+          <wp:inline distT="0" distB="0" distL="0" distR="0" wp14:anchorId="1D136EC7" wp14:editId="65441C66">
+            <wp:extent cx="5943600" cy="4016375"/>
+            <wp:effectExtent l="0" t="0" r="0" b="3175"/>
+            <wp:docPr id="777469453" name="Picture 1"/>
             <wp:cNvGraphicFramePr>
               <a:graphicFrameLocks xmlns:a="http://schemas.openxmlformats.org/drawingml/2006/main" noChangeAspect="1"/>
             </wp:cNvGraphicFramePr>
@@ -351,7 +377,7 @@
               <a:graphicData uri="http://schemas.openxmlformats.org/drawingml/2006/picture">
                 <pic:pic xmlns:pic="http://schemas.openxmlformats.org/drawingml/2006/picture">
                   <pic:nvPicPr>
-                    <pic:cNvPr id="245054161" name=""/>
+                    <pic:cNvPr id="777469453" name=""/>
                     <pic:cNvPicPr/>
                   </pic:nvPicPr>
                   <pic:blipFill>
@@ -363,7 +389,7 @@
                   <pic:spPr>
                     <a:xfrm>
                       <a:off x="0" y="0"/>
-                      <a:ext cx="5943600" cy="4284980"/>
+                      <a:ext cx="5943600" cy="4016375"/>
                     </a:xfrm>
                     <a:prstGeom prst="rect">
                       <a:avLst/>
@@ -376,14 +402,42 @@
         </w:drawing>
       </w:r>
     </w:p>
+    <w:p/>
     <w:p>
       <w:r>
         <w:lastRenderedPageBreak/>
+        <w:t>Apply terraform plan to AKS</w:t>
+      </w:r>
+    </w:p>
+    <w:p>
+      <w:pPr>
+        <w:rPr>
+          <w:rStyle w:val="s2"/>
+          <w:rFonts w:ascii="Courier New" w:hAnsi="Courier New" w:cs="Courier New"/>
+          <w:sz w:val="20"/>
+          <w:szCs w:val="20"/>
+        </w:rPr>
+      </w:pPr>
+    </w:p>
+    <w:p>
+      <w:pPr>
+        <w:rPr>
+          <w:rFonts w:ascii="Courier New" w:hAnsi="Courier New" w:cs="Courier New"/>
+          <w:sz w:val="20"/>
+          <w:szCs w:val="20"/>
+        </w:rPr>
+      </w:pPr>
+      <w:r>
+        <w:rPr>
+          <w:rFonts w:ascii="Courier New" w:hAnsi="Courier New" w:cs="Courier New"/>
+          <w:sz w:val="20"/>
+          <w:szCs w:val="20"/>
+        </w:rPr>
         <w:drawing>
-          <wp:inline distT="0" distB="0" distL="0" distR="0" wp14:anchorId="0A9E01BA" wp14:editId="45C57DE6">
-            <wp:extent cx="5943600" cy="4048125"/>
-            <wp:effectExtent l="0" t="0" r="0" b="9525"/>
-            <wp:docPr id="1998940588" name="Picture 1"/>
+          <wp:inline distT="0" distB="0" distL="0" distR="0" wp14:anchorId="728558A3" wp14:editId="5BE5E26E">
+            <wp:extent cx="5943600" cy="4230370"/>
+            <wp:effectExtent l="0" t="0" r="0" b="0"/>
+            <wp:docPr id="18159485" name="Picture 1"/>
             <wp:cNvGraphicFramePr>
               <a:graphicFrameLocks xmlns:a="http://schemas.openxmlformats.org/drawingml/2006/main" noChangeAspect="1"/>
             </wp:cNvGraphicFramePr>
@@ -391,7 +445,7 @@
               <a:graphicData uri="http://schemas.openxmlformats.org/drawingml/2006/picture">
                 <pic:pic xmlns:pic="http://schemas.openxmlformats.org/drawingml/2006/picture">
                   <pic:nvPicPr>
-                    <pic:cNvPr id="1998940588" name=""/>
+                    <pic:cNvPr id="18159485" name=""/>
                     <pic:cNvPicPr/>
                   </pic:nvPicPr>
                   <pic:blipFill>
@@ -403,7 +457,7 @@
                   <pic:spPr>
                     <a:xfrm>
                       <a:off x="0" y="0"/>
-                      <a:ext cx="5943600" cy="4048125"/>
+                      <a:ext cx="5943600" cy="4230370"/>
                     </a:xfrm>
                     <a:prstGeom prst="rect">
                       <a:avLst/>
@@ -419,36 +473,22 @@
     <w:p>
       <w:pPr>
         <w:rPr>
-          <w:rStyle w:val="s2"/>
-          <w:rFonts w:ascii="Courier New" w:hAnsi="Courier New" w:cs="Courier New"/>
-          <w:sz w:val="20"/>
-          <w:szCs w:val="20"/>
-        </w:rPr>
-      </w:pPr>
-      <w:r>
-        <w:t>Apply terraform plan to AKS</w:t>
-      </w:r>
-    </w:p>
-    <w:p>
-      <w:pPr>
-        <w:rPr>
-          <w:rFonts w:ascii="Courier New" w:hAnsi="Courier New" w:cs="Courier New"/>
-          <w:sz w:val="20"/>
-          <w:szCs w:val="20"/>
-        </w:rPr>
-      </w:pPr>
-      <w:r>
-        <w:rPr>
-          <w:rFonts w:ascii="Courier New" w:hAnsi="Courier New" w:cs="Courier New"/>
-          <w:sz w:val="20"/>
-          <w:szCs w:val="20"/>
-        </w:rPr>
-        <w:lastRenderedPageBreak/>
+          <w:rFonts w:ascii="Courier New" w:hAnsi="Courier New" w:cs="Courier New"/>
+          <w:sz w:val="20"/>
+          <w:szCs w:val="20"/>
+        </w:rPr>
+      </w:pPr>
+      <w:r>
+        <w:rPr>
+          <w:rFonts w:ascii="Courier New" w:hAnsi="Courier New" w:cs="Courier New"/>
+          <w:sz w:val="20"/>
+          <w:szCs w:val="20"/>
+        </w:rPr>
         <w:drawing>
-          <wp:inline distT="0" distB="0" distL="0" distR="0" wp14:anchorId="7CABEC0B" wp14:editId="18A44F0C">
-            <wp:extent cx="5943600" cy="4058285"/>
+          <wp:inline distT="0" distB="0" distL="0" distR="0" wp14:anchorId="537FB877" wp14:editId="7AF22FDE">
+            <wp:extent cx="5943600" cy="3110865"/>
             <wp:effectExtent l="0" t="0" r="0" b="0"/>
-            <wp:docPr id="1712898646" name="Picture 1"/>
+            <wp:docPr id="2126769949" name="Picture 1"/>
             <wp:cNvGraphicFramePr>
               <a:graphicFrameLocks xmlns:a="http://schemas.openxmlformats.org/drawingml/2006/main" noChangeAspect="1"/>
             </wp:cNvGraphicFramePr>
@@ -456,7 +496,7 @@
               <a:graphicData uri="http://schemas.openxmlformats.org/drawingml/2006/picture">
                 <pic:pic xmlns:pic="http://schemas.openxmlformats.org/drawingml/2006/picture">
                   <pic:nvPicPr>
-                    <pic:cNvPr id="1712898646" name=""/>
+                    <pic:cNvPr id="2126769949" name=""/>
                     <pic:cNvPicPr/>
                   </pic:nvPicPr>
                   <pic:blipFill>
@@ -468,7 +508,7 @@
                   <pic:spPr>
                     <a:xfrm>
                       <a:off x="0" y="0"/>
-                      <a:ext cx="5943600" cy="4058285"/>
+                      <a:ext cx="5943600" cy="3110865"/>
                     </a:xfrm>
                     <a:prstGeom prst="rect">
                       <a:avLst/>
@@ -489,57 +529,6 @@
           <w:szCs w:val="20"/>
         </w:rPr>
       </w:pPr>
-      <w:r>
-        <w:rPr>
-          <w:rFonts w:ascii="Courier New" w:hAnsi="Courier New" w:cs="Courier New"/>
-          <w:sz w:val="20"/>
-          <w:szCs w:val="20"/>
-        </w:rPr>
-        <w:drawing>
-          <wp:inline distT="0" distB="0" distL="0" distR="0" wp14:anchorId="192A9367" wp14:editId="47D5C0A2">
-            <wp:extent cx="5943600" cy="3159125"/>
-            <wp:effectExtent l="0" t="0" r="0" b="3175"/>
-            <wp:docPr id="1682917419" name="Picture 1"/>
-            <wp:cNvGraphicFramePr>
-              <a:graphicFrameLocks xmlns:a="http://schemas.openxmlformats.org/drawingml/2006/main" noChangeAspect="1"/>
-            </wp:cNvGraphicFramePr>
-            <a:graphic xmlns:a="http://schemas.openxmlformats.org/drawingml/2006/main">
-              <a:graphicData uri="http://schemas.openxmlformats.org/drawingml/2006/picture">
-                <pic:pic xmlns:pic="http://schemas.openxmlformats.org/drawingml/2006/picture">
-                  <pic:nvPicPr>
-                    <pic:cNvPr id="1682917419" name=""/>
-                    <pic:cNvPicPr/>
-                  </pic:nvPicPr>
-                  <pic:blipFill>
-                    <a:blip r:embed="rId14"/>
-                    <a:stretch>
-                      <a:fillRect/>
-                    </a:stretch>
-                  </pic:blipFill>
-                  <pic:spPr>
-                    <a:xfrm>
-                      <a:off x="0" y="0"/>
-                      <a:ext cx="5943600" cy="3159125"/>
-                    </a:xfrm>
-                    <a:prstGeom prst="rect">
-                      <a:avLst/>
-                    </a:prstGeom>
-                  </pic:spPr>
-                </pic:pic>
-              </a:graphicData>
-            </a:graphic>
-          </wp:inline>
-        </w:drawing>
-      </w:r>
-    </w:p>
-    <w:p>
-      <w:pPr>
-        <w:rPr>
-          <w:rFonts w:ascii="Courier New" w:hAnsi="Courier New" w:cs="Courier New"/>
-          <w:sz w:val="20"/>
-          <w:szCs w:val="20"/>
-        </w:rPr>
-      </w:pPr>
     </w:p>
     <w:p>
       <w:pPr>
@@ -564,49 +553,6 @@
           <w:szCs w:val="20"/>
         </w:rPr>
       </w:pPr>
-      <w:r>
-        <w:rPr>
-          <w:rFonts w:ascii="Courier New" w:hAnsi="Courier New" w:cs="Courier New"/>
-          <w:sz w:val="20"/>
-          <w:szCs w:val="20"/>
-        </w:rPr>
-        <w:lastRenderedPageBreak/>
-        <w:drawing>
-          <wp:inline distT="0" distB="0" distL="0" distR="0" wp14:anchorId="271BFFF4" wp14:editId="4BEA7C16">
-            <wp:extent cx="5943600" cy="3122295"/>
-            <wp:effectExtent l="0" t="0" r="0" b="1905"/>
-            <wp:docPr id="113572316" name="Picture 1"/>
-            <wp:cNvGraphicFramePr>
-              <a:graphicFrameLocks xmlns:a="http://schemas.openxmlformats.org/drawingml/2006/main" noChangeAspect="1"/>
-            </wp:cNvGraphicFramePr>
-            <a:graphic xmlns:a="http://schemas.openxmlformats.org/drawingml/2006/main">
-              <a:graphicData uri="http://schemas.openxmlformats.org/drawingml/2006/picture">
-                <pic:pic xmlns:pic="http://schemas.openxmlformats.org/drawingml/2006/picture">
-                  <pic:nvPicPr>
-                    <pic:cNvPr id="113572316" name=""/>
-                    <pic:cNvPicPr/>
-                  </pic:nvPicPr>
-                  <pic:blipFill>
-                    <a:blip r:embed="rId15"/>
-                    <a:stretch>
-                      <a:fillRect/>
-                    </a:stretch>
-                  </pic:blipFill>
-                  <pic:spPr>
-                    <a:xfrm>
-                      <a:off x="0" y="0"/>
-                      <a:ext cx="5943600" cy="3122295"/>
-                    </a:xfrm>
-                    <a:prstGeom prst="rect">
-                      <a:avLst/>
-                    </a:prstGeom>
-                  </pic:spPr>
-                </pic:pic>
-              </a:graphicData>
-            </a:graphic>
-          </wp:inline>
-        </w:drawing>
-      </w:r>
     </w:p>
     <w:p>
       <w:r>
@@ -630,265 +576,78 @@
           <w:szCs w:val="20"/>
         </w:rPr>
       </w:pPr>
-      <w:r>
-        <w:rPr>
-          <w:rFonts w:ascii="Courier New" w:hAnsi="Courier New" w:cs="Courier New"/>
-          <w:sz w:val="20"/>
-          <w:szCs w:val="20"/>
-        </w:rPr>
-        <w:drawing>
-          <wp:inline distT="0" distB="0" distL="0" distR="0" wp14:anchorId="28402805" wp14:editId="7B2FF1C4">
-            <wp:extent cx="5943600" cy="2216785"/>
-            <wp:effectExtent l="0" t="0" r="0" b="0"/>
-            <wp:docPr id="805742751" name="Picture 1"/>
-            <wp:cNvGraphicFramePr>
-              <a:graphicFrameLocks xmlns:a="http://schemas.openxmlformats.org/drawingml/2006/main" noChangeAspect="1"/>
-            </wp:cNvGraphicFramePr>
-            <a:graphic xmlns:a="http://schemas.openxmlformats.org/drawingml/2006/main">
-              <a:graphicData uri="http://schemas.openxmlformats.org/drawingml/2006/picture">
-                <pic:pic xmlns:pic="http://schemas.openxmlformats.org/drawingml/2006/picture">
-                  <pic:nvPicPr>
-                    <pic:cNvPr id="805742751" name=""/>
-                    <pic:cNvPicPr/>
-                  </pic:nvPicPr>
-                  <pic:blipFill>
-                    <a:blip r:embed="rId16"/>
-                    <a:stretch>
-                      <a:fillRect/>
-                    </a:stretch>
-                  </pic:blipFill>
-                  <pic:spPr>
-                    <a:xfrm>
-                      <a:off x="0" y="0"/>
-                      <a:ext cx="5943600" cy="2216785"/>
-                    </a:xfrm>
-                    <a:prstGeom prst="rect">
-                      <a:avLst/>
-                    </a:prstGeom>
-                  </pic:spPr>
-                </pic:pic>
-              </a:graphicData>
-            </a:graphic>
-          </wp:inline>
-        </w:drawing>
-      </w:r>
-    </w:p>
-    <w:p>
-      <w:pPr>
-        <w:rPr>
-          <w:rFonts w:ascii="Courier New" w:hAnsi="Courier New" w:cs="Courier New"/>
-          <w:sz w:val="20"/>
-          <w:szCs w:val="20"/>
-        </w:rPr>
-      </w:pPr>
-    </w:p>
-    <w:p>
-      <w:pPr>
-        <w:rPr>
-          <w:rFonts w:ascii="Courier New" w:hAnsi="Courier New" w:cs="Courier New"/>
-          <w:sz w:val="20"/>
-          <w:szCs w:val="20"/>
-        </w:rPr>
-      </w:pPr>
-    </w:p>
-    <w:p>
-      <w:pPr>
-        <w:rPr>
-          <w:rFonts w:ascii="Courier New" w:hAnsi="Courier New" w:cs="Courier New"/>
-          <w:sz w:val="20"/>
-          <w:szCs w:val="20"/>
-        </w:rPr>
-      </w:pPr>
-    </w:p>
-    <w:p>
-      <w:pPr>
-        <w:rPr>
-          <w:rFonts w:ascii="Courier New" w:hAnsi="Courier New" w:cs="Courier New"/>
-          <w:sz w:val="20"/>
-          <w:szCs w:val="20"/>
-        </w:rPr>
-      </w:pPr>
-    </w:p>
-    <w:p>
-      <w:pPr>
-        <w:rPr>
-          <w:rFonts w:ascii="Courier New" w:hAnsi="Courier New" w:cs="Courier New"/>
-          <w:sz w:val="20"/>
-          <w:szCs w:val="20"/>
-        </w:rPr>
-      </w:pPr>
-    </w:p>
-    <w:p>
-      <w:pPr>
-        <w:rPr>
-          <w:rFonts w:ascii="Courier New" w:hAnsi="Courier New" w:cs="Courier New"/>
-          <w:sz w:val="20"/>
-          <w:szCs w:val="20"/>
-        </w:rPr>
-      </w:pPr>
-    </w:p>
-    <w:p>
-      <w:pPr>
-        <w:rPr>
-          <w:rFonts w:ascii="Courier New" w:hAnsi="Courier New" w:cs="Courier New"/>
-          <w:sz w:val="20"/>
-          <w:szCs w:val="20"/>
-        </w:rPr>
-      </w:pPr>
-    </w:p>
-    <w:p>
-      <w:pPr>
-        <w:rPr>
-          <w:rFonts w:ascii="Courier New" w:hAnsi="Courier New" w:cs="Courier New"/>
-          <w:sz w:val="20"/>
-          <w:szCs w:val="20"/>
-        </w:rPr>
-      </w:pPr>
-    </w:p>
-    <w:p>
-      <w:pPr>
-        <w:rPr>
-          <w:rFonts w:ascii="Courier New" w:hAnsi="Courier New" w:cs="Courier New"/>
-          <w:sz w:val="20"/>
-          <w:szCs w:val="20"/>
-        </w:rPr>
-      </w:pPr>
-      <w:r>
-        <w:rPr>
-          <w:rFonts w:ascii="Courier New" w:hAnsi="Courier New" w:cs="Courier New"/>
-          <w:sz w:val="20"/>
-          <w:szCs w:val="20"/>
-        </w:rPr>
-        <w:lastRenderedPageBreak/>
-        <w:t>Cleanup</w:t>
-      </w:r>
-    </w:p>
-    <w:p>
-      <w:pPr>
-        <w:rPr>
-          <w:rFonts w:ascii="Courier New" w:hAnsi="Courier New" w:cs="Courier New"/>
-          <w:sz w:val="20"/>
-          <w:szCs w:val="20"/>
-        </w:rPr>
-      </w:pPr>
-      <w:r>
-        <w:rPr>
-          <w:rFonts w:ascii="Courier New" w:hAnsi="Courier New" w:cs="Courier New"/>
-          <w:sz w:val="20"/>
-          <w:szCs w:val="20"/>
-        </w:rPr>
-        <w:t xml:space="preserve">terraform </w:t>
-      </w:r>
-      <w:r>
-        <w:rPr>
-          <w:rFonts w:ascii="Courier New" w:hAnsi="Courier New" w:cs="Courier New"/>
-          <w:sz w:val="20"/>
-          <w:szCs w:val="20"/>
-        </w:rPr>
-        <w:t>destroy</w:t>
-      </w:r>
-    </w:p>
-    <w:p>
-      <w:pPr>
-        <w:rPr>
-          <w:rFonts w:ascii="Courier New" w:hAnsi="Courier New" w:cs="Courier New"/>
-          <w:sz w:val="20"/>
-          <w:szCs w:val="20"/>
-        </w:rPr>
-      </w:pPr>
-      <w:r>
-        <w:rPr>
-          <w:rFonts w:ascii="Courier New" w:hAnsi="Courier New" w:cs="Courier New"/>
-          <w:sz w:val="20"/>
-          <w:szCs w:val="20"/>
-        </w:rPr>
-        <w:drawing>
-          <wp:inline distT="0" distB="0" distL="0" distR="0" wp14:anchorId="155EF044" wp14:editId="2C0F6EE1">
-            <wp:extent cx="5943600" cy="2974975"/>
-            <wp:effectExtent l="0" t="0" r="0" b="0"/>
-            <wp:docPr id="1156943370" name="Picture 1"/>
-            <wp:cNvGraphicFramePr>
-              <a:graphicFrameLocks xmlns:a="http://schemas.openxmlformats.org/drawingml/2006/main" noChangeAspect="1"/>
-            </wp:cNvGraphicFramePr>
-            <a:graphic xmlns:a="http://schemas.openxmlformats.org/drawingml/2006/main">
-              <a:graphicData uri="http://schemas.openxmlformats.org/drawingml/2006/picture">
-                <pic:pic xmlns:pic="http://schemas.openxmlformats.org/drawingml/2006/picture">
-                  <pic:nvPicPr>
-                    <pic:cNvPr id="1156943370" name=""/>
-                    <pic:cNvPicPr/>
-                  </pic:nvPicPr>
-                  <pic:blipFill>
-                    <a:blip r:embed="rId17"/>
-                    <a:stretch>
-                      <a:fillRect/>
-                    </a:stretch>
-                  </pic:blipFill>
-                  <pic:spPr>
-                    <a:xfrm>
-                      <a:off x="0" y="0"/>
-                      <a:ext cx="5943600" cy="2974975"/>
-                    </a:xfrm>
-                    <a:prstGeom prst="rect">
-                      <a:avLst/>
-                    </a:prstGeom>
-                  </pic:spPr>
-                </pic:pic>
-              </a:graphicData>
-            </a:graphic>
-          </wp:inline>
-        </w:drawing>
-      </w:r>
-    </w:p>
-    <w:p>
-      <w:pPr>
-        <w:rPr>
-          <w:rFonts w:ascii="Courier New" w:hAnsi="Courier New" w:cs="Courier New"/>
-          <w:sz w:val="20"/>
-          <w:szCs w:val="20"/>
-        </w:rPr>
-      </w:pPr>
-      <w:r>
-        <w:rPr>
-          <w:rFonts w:ascii="Courier New" w:hAnsi="Courier New" w:cs="Courier New"/>
-          <w:sz w:val="20"/>
-          <w:szCs w:val="20"/>
-        </w:rPr>
-        <w:drawing>
-          <wp:inline distT="0" distB="0" distL="0" distR="0" wp14:anchorId="4BD859BE" wp14:editId="55479226">
-            <wp:extent cx="5943600" cy="3123565"/>
-            <wp:effectExtent l="0" t="0" r="0" b="635"/>
-            <wp:docPr id="330004823" name="Picture 1"/>
-            <wp:cNvGraphicFramePr>
-              <a:graphicFrameLocks xmlns:a="http://schemas.openxmlformats.org/drawingml/2006/main" noChangeAspect="1"/>
-            </wp:cNvGraphicFramePr>
-            <a:graphic xmlns:a="http://schemas.openxmlformats.org/drawingml/2006/main">
-              <a:graphicData uri="http://schemas.openxmlformats.org/drawingml/2006/picture">
-                <pic:pic xmlns:pic="http://schemas.openxmlformats.org/drawingml/2006/picture">
-                  <pic:nvPicPr>
-                    <pic:cNvPr id="330004823" name=""/>
-                    <pic:cNvPicPr/>
-                  </pic:nvPicPr>
-                  <pic:blipFill>
-                    <a:blip r:embed="rId18"/>
-                    <a:stretch>
-                      <a:fillRect/>
-                    </a:stretch>
-                  </pic:blipFill>
-                  <pic:spPr>
-                    <a:xfrm>
-                      <a:off x="0" y="0"/>
-                      <a:ext cx="5943600" cy="3123565"/>
-                    </a:xfrm>
-                    <a:prstGeom prst="rect">
-                      <a:avLst/>
-                    </a:prstGeom>
-                  </pic:spPr>
-                </pic:pic>
-              </a:graphicData>
-            </a:graphic>
-          </wp:inline>
-        </w:drawing>
-      </w:r>
+    </w:p>
+    <w:p>
+      <w:pPr>
+        <w:rPr>
+          <w:rFonts w:ascii="Courier New" w:hAnsi="Courier New" w:cs="Courier New"/>
+          <w:sz w:val="20"/>
+          <w:szCs w:val="20"/>
+        </w:rPr>
+      </w:pPr>
+    </w:p>
+    <w:p>
+      <w:pPr>
+        <w:rPr>
+          <w:rFonts w:ascii="Courier New" w:hAnsi="Courier New" w:cs="Courier New"/>
+          <w:sz w:val="20"/>
+          <w:szCs w:val="20"/>
+        </w:rPr>
+      </w:pPr>
+    </w:p>
+    <w:p>
+      <w:pPr>
+        <w:rPr>
+          <w:rFonts w:ascii="Courier New" w:hAnsi="Courier New" w:cs="Courier New"/>
+          <w:sz w:val="20"/>
+          <w:szCs w:val="20"/>
+        </w:rPr>
+      </w:pPr>
+    </w:p>
+    <w:p>
+      <w:pPr>
+        <w:rPr>
+          <w:rFonts w:ascii="Courier New" w:hAnsi="Courier New" w:cs="Courier New"/>
+          <w:sz w:val="20"/>
+          <w:szCs w:val="20"/>
+        </w:rPr>
+      </w:pPr>
+    </w:p>
+    <w:p>
+      <w:pPr>
+        <w:rPr>
+          <w:rFonts w:ascii="Courier New" w:hAnsi="Courier New" w:cs="Courier New"/>
+          <w:sz w:val="20"/>
+          <w:szCs w:val="20"/>
+        </w:rPr>
+      </w:pPr>
+    </w:p>
+    <w:p>
+      <w:pPr>
+        <w:rPr>
+          <w:rFonts w:ascii="Courier New" w:hAnsi="Courier New" w:cs="Courier New"/>
+          <w:sz w:val="20"/>
+          <w:szCs w:val="20"/>
+        </w:rPr>
+      </w:pPr>
+    </w:p>
+    <w:p>
+      <w:pPr>
+        <w:rPr>
+          <w:rFonts w:ascii="Courier New" w:hAnsi="Courier New" w:cs="Courier New"/>
+          <w:sz w:val="20"/>
+          <w:szCs w:val="20"/>
+        </w:rPr>
+      </w:pPr>
+    </w:p>
+    <w:p>
+      <w:pPr>
+        <w:rPr>
+          <w:rFonts w:ascii="Courier New" w:hAnsi="Courier New" w:cs="Courier New"/>
+          <w:sz w:val="20"/>
+          <w:szCs w:val="20"/>
+        </w:rPr>
+      </w:pPr>
     </w:p>
     <w:p>
       <w:pPr>
